--- a/documents/08-riverview-inflated-census-incident.docx
+++ b/documents/08-riverview-inflated-census-incident.docx
@@ -9743,7 +9743,7 @@
         <w:pStyle w:val="Heading1"/>
       </w:pPr>
       <w:r>
-        <w:t>Working remainder for RVH-INC-2021-118</w:t>
+        <w:t>Open work after June 22, 2021</w:t>
       </w:r>
     </w:p>
     <w:p>
@@ -9757,7 +9757,7 @@
           <w:color w:val="222222"/>
           <w:sz w:val="24"/>
         </w:rPr>
-        <w:t>The front of Inflated inpatient census from partial-sync duplicates is the document. This remainder is the leftover a colleague still trips on: named people, named boxes, named tickets, and the work I still owe after June 22, 2021. It is not a second log and it is not a stack of exhibits with the same stub. If a paragraph fights the decision in the front, strike the paragraph.</w:t>
+        <w:t>What follows is leftover work from Inflated inpatient census from partial-sync duplicates: named people, named boxes, named tickets, and the items I still owe. If a paragraph fights the decision in the front of RVH-INC-2021-118, strike the paragraph.</w:t>
       </w:r>
     </w:p>
     <w:p>
@@ -9911,7 +9911,7 @@
           <w:color w:val="222222"/>
           <w:sz w:val="24"/>
         </w:rPr>
-        <w:t>I will not put customer clock versus match clock on a wiki that drifts. RVH-PRD-2020-019 and this file are the record. If Anita Shah needs a diagram, they get a permalink, not a photo of a whiteboard. census-dash.flagstaff.riverview.internal stays out of the diagram title. If a new engineer asks where the leftover lives, I point here. I do not point at a Slack pin from June 22, 2021. Client Riverview.</w:t>
+        <w:t>I will not put customer clock versus match clock on a wiki that drifts. RVH-PRD-2020-019 and this file are the record. If Anita Shah needs a diagram, they get a permalink, not a photo of a whiteboard. census-dash.flagstaff.riverview.internal stays out of the diagram title. If a new engineer asks where the leftover lives, I point here. I do not point at a Slack pin from June 22, 2021.</w:t>
       </w:r>
     </w:p>
     <w:p>
@@ -12255,7 +12255,7 @@
           <w:color w:val="222222"/>
           <w:sz w:val="24"/>
         </w:rPr>
-        <w:t>People who were absent still get a usable remainder, not a transcript. Chris Patel gets the decision, the refuse, and the date. They do not get a reconstruction of who raised their voice. If they object, they object on RVH-1044. Client Riverview. Author Aman Kumar.</w:t>
+        <w:t>People who were absent still get a usable remainder, not a transcript. Chris Patel gets the decision, the refuse, and the date. They do not get a reconstruction of who raised their voice. If they object, they object on RVH-1044.</w:t>
       </w:r>
     </w:p>
     <w:p>
@@ -13300,7 +13300,7 @@
           <w:color w:val="222222"/>
           <w:sz w:val="24"/>
         </w:rPr>
-        <w:t>If you are implementing, keep the rejected alternative dead. If you are on-call, start read-only. If you are Anita Shah, the ask is unchanged: pick the path in the main body or send it back with a named objection. Sample I would still defend: 1944 rows, 35 minutes, freeze respected. Strike this remainder if it ever fights the decision callout. Author Aman Kumar. Client Riverview.</w:t>
+        <w:t>If you are implementing, keep the rejected alternative dead. If you are on-call, start read-only. If you are Anita Shah, the ask is unchanged: pick the path in the main body or send it back with a named objection. Sample I would still defend: 1944 rows, 35 minutes, freeze respected. Strike this section if it ever fights the decision callout.</w:t>
       </w:r>
     </w:p>
     <w:p>
@@ -13314,7 +13314,7 @@
           <w:color w:val="222222"/>
           <w:sz w:val="24"/>
         </w:rPr>
-        <w:t>This heading is the reopen rule, not a promise that nothing follows. If we still need words after the bank, they are named leftovers, not another copy of the same stub. weekend coverage that is not in the SLA is done as a heading when Luis Ortega closes RVH-2109 or writes a new date.</w:t>
+        <w:t>This heading is the reopen rule. weekend coverage that is not in the SLA is done when Luis Ortega closes RVH-2109 or writes a new date.</w:t>
       </w:r>
     </w:p>
     <w:p>
@@ -14466,7 +14466,7 @@
           <w:color w:val="222222"/>
           <w:sz w:val="24"/>
         </w:rPr>
-        <w:t>I am out of new section shapes. What follows is leftover owners and tickets already in this file, written so a colleague can act. I will not invent another exhibit format to fill a page budget.</w:t>
+        <w:t>Owners and tickets still attached to RVH-INC-2021-118, written so a colleague can act without hunting Slack. Close is a decision, a refuse, or a new date.</w:t>
       </w:r>
     </w:p>
     <w:p>
@@ -14480,7 +14480,7 @@
           <w:color w:val="222222"/>
           <w:sz w:val="24"/>
         </w:rPr>
-        <w:t>RVH-PRD-2020-019 still sits with Anita Shah. Host census-dash.flagstaff.riverview.internal. Due July 3, 2021 unless they write a new date. Close is a decision, a refuse, or that date. I will not accept a status dump. Front-matter number I am not re-arguing: 412. If this leftover is done, Anita Shah marks RVH-PRD-2020-019 done. Aman Kumar will not keep a shadow list. Client Riverview.</w:t>
+        <w:t>RVH-PRD-2020-019 still sits with Anita Shah. Host census-dash.flagstaff.riverview.internal. Due July 3, 2021 unless they write a new date. Close is a decision, a refuse, or that date. I will not accept a status dump. Front-matter number I am not re-arguing: 412. If this leftover is done, Anita Shah marks RVH-PRD-2020-019 done. Aman Kumar will not keep a shadow list.</w:t>
       </w:r>
     </w:p>
     <w:p>
@@ -14578,7 +14578,7 @@
           <w:color w:val="222222"/>
           <w:sz w:val="24"/>
         </w:rPr>
-        <w:t>Stop leftover: RVH-PRD-2020-019 is not a twin of RVH-1044. Keep one thread. On June on fs-int-02.phx.riverview.internal. If this paragraph fights the front of RVH-INC-2021-118, strike it. Due July 17, 2021. Client Riverview.</w:t>
+        <w:t>Stop leftover: RVH-PRD-2020-019 is not a twin of RVH-1044. Keep one thread. On June on fs-int-02.phx.riverview.internal. If this paragraph fights the front of RVH-INC-2021-118, strike it. Due July 17, 2021.</w:t>
       </w:r>
     </w:p>
     <w:p>
@@ -14592,7 +14592,7 @@
           <w:color w:val="222222"/>
           <w:sz w:val="24"/>
         </w:rPr>
-        <w:t>RVH-1044 still sits with First Flagstaff. Host census-dash.flagstaff.riverview.internal. Due July 19, 2021 unless they write a new date. Close is a decision, a refuse, or that date. I will not accept a status dump. Front-matter number I am not re-arguing: 22. If this leftover is done, First Flagstaff marks RVH-1044 done. Aman Kumar will not keep a shadow list. Client Riverview.</w:t>
+        <w:t>RVH-1044 still sits with First Flagstaff. Host census-dash.flagstaff.riverview.internal. Due July 19, 2021 unless they write a new date. Close is a decision, a refuse, or that date. I will not accept a status dump. Front-matter number I am not re-arguing: 22. If this leftover is done, First Flagstaff marks RVH-1044 done. Aman Kumar will not keep a shadow list.</w:t>
       </w:r>
     </w:p>
     <w:p>
